--- a/labs/lab09/report/report.docx
+++ b/labs/lab09/report/report.docx
@@ -337,7 +337,7 @@
       </w:r>
     </w:p>
     <w:bookmarkEnd w:id="22"/>
-    <w:bookmarkStart w:id="25" w:name="выполнение-лабораторной-работы"/>
+    <w:bookmarkStart w:id="31" w:name="выполнение-лабораторной-работы"/>
     <w:p>
       <w:pPr>
         <w:pStyle w:val="Heading1"/>
@@ -367,8 +367,50 @@
       <w:pPr>
         <w:pStyle w:val="BodyText"/>
       </w:pPr>
-      <w:bookmarkStart w:id="23" w:name="fig:001"/>
-      <w:bookmarkEnd w:id="23"/>
+      <w:bookmarkStart w:id="26" w:name="fig:001"/>
+      <w:r>
+        <w:drawing>
+          <wp:inline>
+            <wp:extent cx="3733800" cy="2297176"/>
+            <wp:effectExtent b="0" l="0" r="0" t="0"/>
+            <wp:docPr descr="" title="" id="24" name="Picture"/>
+            <a:graphic>
+              <a:graphicData uri="http://schemas.openxmlformats.org/drawingml/2006/picture">
+                <pic:pic>
+                  <pic:nvPicPr>
+                    <pic:cNvPr descr="image/1.png" id="25" name="Picture"/>
+                    <pic:cNvPicPr>
+                      <a:picLocks noChangeArrowheads="1" noChangeAspect="1"/>
+                    </pic:cNvPicPr>
+                  </pic:nvPicPr>
+                  <pic:blipFill>
+                    <a:blip r:embed="rId23"/>
+                    <a:stretch>
+                      <a:fillRect/>
+                    </a:stretch>
+                  </pic:blipFill>
+                  <pic:spPr bwMode="auto">
+                    <a:xfrm>
+                      <a:off x="0" y="0"/>
+                      <a:ext cx="3733800" cy="2297176"/>
+                    </a:xfrm>
+                    <a:prstGeom prst="rect">
+                      <a:avLst/>
+                    </a:prstGeom>
+                    <a:noFill/>
+                    <a:ln w="9525">
+                      <a:noFill/>
+                      <a:headEnd/>
+                      <a:tailEnd/>
+                    </a:ln>
+                  </pic:spPr>
+                </pic:pic>
+              </a:graphicData>
+            </a:graphic>
+          </wp:inline>
+        </w:drawing>
+      </w:r>
+      <w:bookmarkEnd w:id="26"/>
     </w:p>
     <w:p>
       <w:pPr>
@@ -382,11 +424,53 @@
       <w:pPr>
         <w:pStyle w:val="BodyText"/>
       </w:pPr>
-      <w:bookmarkStart w:id="24" w:name="fig:002"/>
-      <w:bookmarkEnd w:id="24"/>
-    </w:p>
-    <w:bookmarkEnd w:id="25"/>
-    <w:bookmarkStart w:id="28" w:name="section"/>
+      <w:bookmarkStart w:id="30" w:name="fig:002"/>
+      <w:r>
+        <w:drawing>
+          <wp:inline>
+            <wp:extent cx="3733800" cy="2297176"/>
+            <wp:effectExtent b="0" l="0" r="0" t="0"/>
+            <wp:docPr descr="" title="" id="28" name="Picture"/>
+            <a:graphic>
+              <a:graphicData uri="http://schemas.openxmlformats.org/drawingml/2006/picture">
+                <pic:pic>
+                  <pic:nvPicPr>
+                    <pic:cNvPr descr="image/2.png" id="29" name="Picture"/>
+                    <pic:cNvPicPr>
+                      <a:picLocks noChangeArrowheads="1" noChangeAspect="1"/>
+                    </pic:cNvPicPr>
+                  </pic:nvPicPr>
+                  <pic:blipFill>
+                    <a:blip r:embed="rId27"/>
+                    <a:stretch>
+                      <a:fillRect/>
+                    </a:stretch>
+                  </pic:blipFill>
+                  <pic:spPr bwMode="auto">
+                    <a:xfrm>
+                      <a:off x="0" y="0"/>
+                      <a:ext cx="3733800" cy="2297176"/>
+                    </a:xfrm>
+                    <a:prstGeom prst="rect">
+                      <a:avLst/>
+                    </a:prstGeom>
+                    <a:noFill/>
+                    <a:ln w="9525">
+                      <a:noFill/>
+                      <a:headEnd/>
+                      <a:tailEnd/>
+                    </a:ln>
+                  </pic:spPr>
+                </pic:pic>
+              </a:graphicData>
+            </a:graphic>
+          </wp:inline>
+        </w:drawing>
+      </w:r>
+      <w:bookmarkEnd w:id="30"/>
+    </w:p>
+    <w:bookmarkEnd w:id="31"/>
+    <w:bookmarkStart w:id="40" w:name="section"/>
     <w:p>
       <w:pPr>
         <w:pStyle w:val="Heading1"/>
@@ -405,18 +489,102 @@
       <w:pPr>
         <w:pStyle w:val="FirstParagraph"/>
       </w:pPr>
-      <w:bookmarkStart w:id="26" w:name="fig:003"/>
-      <w:bookmarkEnd w:id="26"/>
+      <w:bookmarkStart w:id="35" w:name="fig:003"/>
+      <w:r>
+        <w:drawing>
+          <wp:inline>
+            <wp:extent cx="3733800" cy="2297176"/>
+            <wp:effectExtent b="0" l="0" r="0" t="0"/>
+            <wp:docPr descr="" title="" id="33" name="Picture"/>
+            <a:graphic>
+              <a:graphicData uri="http://schemas.openxmlformats.org/drawingml/2006/picture">
+                <pic:pic>
+                  <pic:nvPicPr>
+                    <pic:cNvPr descr="image/3.png" id="34" name="Picture"/>
+                    <pic:cNvPicPr>
+                      <a:picLocks noChangeArrowheads="1" noChangeAspect="1"/>
+                    </pic:cNvPicPr>
+                  </pic:nvPicPr>
+                  <pic:blipFill>
+                    <a:blip r:embed="rId32"/>
+                    <a:stretch>
+                      <a:fillRect/>
+                    </a:stretch>
+                  </pic:blipFill>
+                  <pic:spPr bwMode="auto">
+                    <a:xfrm>
+                      <a:off x="0" y="0"/>
+                      <a:ext cx="3733800" cy="2297176"/>
+                    </a:xfrm>
+                    <a:prstGeom prst="rect">
+                      <a:avLst/>
+                    </a:prstGeom>
+                    <a:noFill/>
+                    <a:ln w="9525">
+                      <a:noFill/>
+                      <a:headEnd/>
+                      <a:tailEnd/>
+                    </a:ln>
+                  </pic:spPr>
+                </pic:pic>
+              </a:graphicData>
+            </a:graphic>
+          </wp:inline>
+        </w:drawing>
+      </w:r>
+      <w:bookmarkEnd w:id="35"/>
     </w:p>
     <w:p>
       <w:pPr>
         <w:pStyle w:val="BodyText"/>
       </w:pPr>
-      <w:bookmarkStart w:id="27" w:name="fig:004"/>
-      <w:bookmarkEnd w:id="27"/>
-    </w:p>
-    <w:bookmarkEnd w:id="28"/>
-    <w:bookmarkStart w:id="31" w:name="section-1"/>
+      <w:bookmarkStart w:id="39" w:name="fig:004"/>
+      <w:r>
+        <w:drawing>
+          <wp:inline>
+            <wp:extent cx="3733800" cy="2297176"/>
+            <wp:effectExtent b="0" l="0" r="0" t="0"/>
+            <wp:docPr descr="" title="" id="37" name="Picture"/>
+            <a:graphic>
+              <a:graphicData uri="http://schemas.openxmlformats.org/drawingml/2006/picture">
+                <pic:pic>
+                  <pic:nvPicPr>
+                    <pic:cNvPr descr="image/4.png" id="38" name="Picture"/>
+                    <pic:cNvPicPr>
+                      <a:picLocks noChangeArrowheads="1" noChangeAspect="1"/>
+                    </pic:cNvPicPr>
+                  </pic:nvPicPr>
+                  <pic:blipFill>
+                    <a:blip r:embed="rId36"/>
+                    <a:stretch>
+                      <a:fillRect/>
+                    </a:stretch>
+                  </pic:blipFill>
+                  <pic:spPr bwMode="auto">
+                    <a:xfrm>
+                      <a:off x="0" y="0"/>
+                      <a:ext cx="3733800" cy="2297176"/>
+                    </a:xfrm>
+                    <a:prstGeom prst="rect">
+                      <a:avLst/>
+                    </a:prstGeom>
+                    <a:noFill/>
+                    <a:ln w="9525">
+                      <a:noFill/>
+                      <a:headEnd/>
+                      <a:tailEnd/>
+                    </a:ln>
+                  </pic:spPr>
+                </pic:pic>
+              </a:graphicData>
+            </a:graphic>
+          </wp:inline>
+        </w:drawing>
+      </w:r>
+      <w:bookmarkEnd w:id="39"/>
+    </w:p>
+    <w:bookmarkEnd w:id="40"/>
+    <w:bookmarkStart w:id="49" w:name="section-1"/>
     <w:p>
       <w:pPr>
         <w:pStyle w:val="Heading1"/>
@@ -435,18 +603,102 @@
       <w:pPr>
         <w:pStyle w:val="FirstParagraph"/>
       </w:pPr>
-      <w:bookmarkStart w:id="29" w:name="fig:005"/>
-      <w:bookmarkEnd w:id="29"/>
+      <w:bookmarkStart w:id="44" w:name="fig:005"/>
+      <w:r>
+        <w:drawing>
+          <wp:inline>
+            <wp:extent cx="3733800" cy="2297176"/>
+            <wp:effectExtent b="0" l="0" r="0" t="0"/>
+            <wp:docPr descr="" title="" id="42" name="Picture"/>
+            <a:graphic>
+              <a:graphicData uri="http://schemas.openxmlformats.org/drawingml/2006/picture">
+                <pic:pic>
+                  <pic:nvPicPr>
+                    <pic:cNvPr descr="image/5.png" id="43" name="Picture"/>
+                    <pic:cNvPicPr>
+                      <a:picLocks noChangeArrowheads="1" noChangeAspect="1"/>
+                    </pic:cNvPicPr>
+                  </pic:nvPicPr>
+                  <pic:blipFill>
+                    <a:blip r:embed="rId41"/>
+                    <a:stretch>
+                      <a:fillRect/>
+                    </a:stretch>
+                  </pic:blipFill>
+                  <pic:spPr bwMode="auto">
+                    <a:xfrm>
+                      <a:off x="0" y="0"/>
+                      <a:ext cx="3733800" cy="2297176"/>
+                    </a:xfrm>
+                    <a:prstGeom prst="rect">
+                      <a:avLst/>
+                    </a:prstGeom>
+                    <a:noFill/>
+                    <a:ln w="9525">
+                      <a:noFill/>
+                      <a:headEnd/>
+                      <a:tailEnd/>
+                    </a:ln>
+                  </pic:spPr>
+                </pic:pic>
+              </a:graphicData>
+            </a:graphic>
+          </wp:inline>
+        </w:drawing>
+      </w:r>
+      <w:bookmarkEnd w:id="44"/>
     </w:p>
     <w:p>
       <w:pPr>
         <w:pStyle w:val="BodyText"/>
       </w:pPr>
-      <w:bookmarkStart w:id="30" w:name="fig:006"/>
-      <w:bookmarkEnd w:id="30"/>
-    </w:p>
-    <w:bookmarkEnd w:id="31"/>
-    <w:bookmarkStart w:id="34" w:name="section-2"/>
+      <w:bookmarkStart w:id="48" w:name="fig:006"/>
+      <w:r>
+        <w:drawing>
+          <wp:inline>
+            <wp:extent cx="3733800" cy="2297176"/>
+            <wp:effectExtent b="0" l="0" r="0" t="0"/>
+            <wp:docPr descr="" title="" id="46" name="Picture"/>
+            <a:graphic>
+              <a:graphicData uri="http://schemas.openxmlformats.org/drawingml/2006/picture">
+                <pic:pic>
+                  <pic:nvPicPr>
+                    <pic:cNvPr descr="image/6.png" id="47" name="Picture"/>
+                    <pic:cNvPicPr>
+                      <a:picLocks noChangeArrowheads="1" noChangeAspect="1"/>
+                    </pic:cNvPicPr>
+                  </pic:nvPicPr>
+                  <pic:blipFill>
+                    <a:blip r:embed="rId45"/>
+                    <a:stretch>
+                      <a:fillRect/>
+                    </a:stretch>
+                  </pic:blipFill>
+                  <pic:spPr bwMode="auto">
+                    <a:xfrm>
+                      <a:off x="0" y="0"/>
+                      <a:ext cx="3733800" cy="2297176"/>
+                    </a:xfrm>
+                    <a:prstGeom prst="rect">
+                      <a:avLst/>
+                    </a:prstGeom>
+                    <a:noFill/>
+                    <a:ln w="9525">
+                      <a:noFill/>
+                      <a:headEnd/>
+                      <a:tailEnd/>
+                    </a:ln>
+                  </pic:spPr>
+                </pic:pic>
+              </a:graphicData>
+            </a:graphic>
+          </wp:inline>
+        </w:drawing>
+      </w:r>
+      <w:bookmarkEnd w:id="48"/>
+    </w:p>
+    <w:bookmarkEnd w:id="49"/>
+    <w:bookmarkStart w:id="58" w:name="section-2"/>
     <w:p>
       <w:pPr>
         <w:pStyle w:val="Heading1"/>
@@ -465,18 +717,102 @@
       <w:pPr>
         <w:pStyle w:val="FirstParagraph"/>
       </w:pPr>
-      <w:bookmarkStart w:id="32" w:name="fig:007"/>
-      <w:bookmarkEnd w:id="32"/>
+      <w:bookmarkStart w:id="53" w:name="fig:007"/>
+      <w:r>
+        <w:drawing>
+          <wp:inline>
+            <wp:extent cx="3733800" cy="2297176"/>
+            <wp:effectExtent b="0" l="0" r="0" t="0"/>
+            <wp:docPr descr="" title="" id="51" name="Picture"/>
+            <a:graphic>
+              <a:graphicData uri="http://schemas.openxmlformats.org/drawingml/2006/picture">
+                <pic:pic>
+                  <pic:nvPicPr>
+                    <pic:cNvPr descr="image/7.png" id="52" name="Picture"/>
+                    <pic:cNvPicPr>
+                      <a:picLocks noChangeArrowheads="1" noChangeAspect="1"/>
+                    </pic:cNvPicPr>
+                  </pic:nvPicPr>
+                  <pic:blipFill>
+                    <a:blip r:embed="rId50"/>
+                    <a:stretch>
+                      <a:fillRect/>
+                    </a:stretch>
+                  </pic:blipFill>
+                  <pic:spPr bwMode="auto">
+                    <a:xfrm>
+                      <a:off x="0" y="0"/>
+                      <a:ext cx="3733800" cy="2297176"/>
+                    </a:xfrm>
+                    <a:prstGeom prst="rect">
+                      <a:avLst/>
+                    </a:prstGeom>
+                    <a:noFill/>
+                    <a:ln w="9525">
+                      <a:noFill/>
+                      <a:headEnd/>
+                      <a:tailEnd/>
+                    </a:ln>
+                  </pic:spPr>
+                </pic:pic>
+              </a:graphicData>
+            </a:graphic>
+          </wp:inline>
+        </w:drawing>
+      </w:r>
+      <w:bookmarkEnd w:id="53"/>
     </w:p>
     <w:p>
       <w:pPr>
         <w:pStyle w:val="BodyText"/>
       </w:pPr>
-      <w:bookmarkStart w:id="33" w:name="fig:008"/>
-      <w:bookmarkEnd w:id="33"/>
-    </w:p>
-    <w:bookmarkEnd w:id="34"/>
-    <w:bookmarkStart w:id="35" w:name="контрольные-вопросы"/>
+      <w:bookmarkStart w:id="57" w:name="fig:008"/>
+      <w:r>
+        <w:drawing>
+          <wp:inline>
+            <wp:extent cx="3733800" cy="2297176"/>
+            <wp:effectExtent b="0" l="0" r="0" t="0"/>
+            <wp:docPr descr="" title="" id="55" name="Picture"/>
+            <a:graphic>
+              <a:graphicData uri="http://schemas.openxmlformats.org/drawingml/2006/picture">
+                <pic:pic>
+                  <pic:nvPicPr>
+                    <pic:cNvPr descr="image/8.png" id="56" name="Picture"/>
+                    <pic:cNvPicPr>
+                      <a:picLocks noChangeArrowheads="1" noChangeAspect="1"/>
+                    </pic:cNvPicPr>
+                  </pic:nvPicPr>
+                  <pic:blipFill>
+                    <a:blip r:embed="rId54"/>
+                    <a:stretch>
+                      <a:fillRect/>
+                    </a:stretch>
+                  </pic:blipFill>
+                  <pic:spPr bwMode="auto">
+                    <a:xfrm>
+                      <a:off x="0" y="0"/>
+                      <a:ext cx="3733800" cy="2297176"/>
+                    </a:xfrm>
+                    <a:prstGeom prst="rect">
+                      <a:avLst/>
+                    </a:prstGeom>
+                    <a:noFill/>
+                    <a:ln w="9525">
+                      <a:noFill/>
+                      <a:headEnd/>
+                      <a:tailEnd/>
+                    </a:ln>
+                  </pic:spPr>
+                </pic:pic>
+              </a:graphicData>
+            </a:graphic>
+          </wp:inline>
+        </w:drawing>
+      </w:r>
+      <w:bookmarkEnd w:id="57"/>
+    </w:p>
+    <w:bookmarkEnd w:id="58"/>
+    <w:bookmarkStart w:id="59" w:name="контрольные-вопросы"/>
     <w:p>
       <w:pPr>
         <w:pStyle w:val="Heading1"/>
@@ -906,8 +1242,8 @@
         <w:t xml:space="preserve">Панель в mc отображает список файлов текущего каталога. Абсолютный путь к этому каталогу отображается в заголовке панели. У активной панели заголовок и одна из её строк подсвечиваются. Управление панелями осуществляется с помощью определённых комбинаций клавиш или пунктов меню mc.</w:t>
       </w:r>
     </w:p>
-    <w:bookmarkEnd w:id="35"/>
-    <w:bookmarkStart w:id="36" w:name="выводы"/>
+    <w:bookmarkEnd w:id="59"/>
+    <w:bookmarkStart w:id="60" w:name="выводы"/>
     <w:p>
       <w:pPr>
         <w:pStyle w:val="Heading1"/>
@@ -933,8 +1269,8 @@
         <w:t xml:space="preserve">Мы освоили основные возможности командной оболочки Midnight Commander. Приоб- рели навыки практической работы по просмотру каталогов и файлов; манипуляций с ними.</w:t>
       </w:r>
     </w:p>
-    <w:bookmarkEnd w:id="36"/>
-    <w:bookmarkStart w:id="38" w:name="список-литературы"/>
+    <w:bookmarkEnd w:id="60"/>
+    <w:bookmarkStart w:id="62" w:name="список-литературы"/>
     <w:p>
       <w:pPr>
         <w:pStyle w:val="Heading1"/>
@@ -943,9 +1279,9 @@
         <w:t xml:space="preserve">Список литературы</w:t>
       </w:r>
     </w:p>
-    <w:bookmarkStart w:id="37" w:name="refs"/>
-    <w:bookmarkEnd w:id="37"/>
-    <w:bookmarkEnd w:id="38"/>
+    <w:bookmarkStart w:id="61" w:name="refs"/>
+    <w:bookmarkEnd w:id="61"/>
+    <w:bookmarkEnd w:id="62"/>
     <w:sectPr/>
   </w:body>
 </w:document>
